--- a/_implementation-notes/evening-series/FotH Evening Session 17 Leader Notes DRAFT v1.docx
+++ b/_implementation-notes/evening-series/FotH Evening Session 17 Leader Notes DRAFT v1.docx
@@ -268,7 +268,7 @@
         <w:t>BEATS:</w:t>
       </w:r>
       <w:r>
-        <w:t xml:space="preserve"> 1. Bless, then say the reframe once, warmly: we lost [date] to [cause]; this afternoon exists in the calendar for exactly this — today IS [session name], whole, not a make-up. Nothing was skipped; it just moved. 2. At 4:20 hand the room to the lifted plan — its blocks, scripts, splits, and watch-fors run from its own run sheet, prepped via the lift checklist at the prep meeting. 3. Today's constants resume at 5:13: the break practice, the feedback round, the close.</w:t>
+        <w:t xml:space="preserve"> 1. Bless, then say the reframe once, warmly: we lost [date] to [cause]; this afternoon exists in the calendar for exactly this — today IS [session name], whole, not a make-up. Nothing was skipped; it just moved. 2. At 7:27 hand the room to the lifted plan — its blocks, scripts, splits, and watch-fors run from its own run sheet, prepped via the lift checklist at the prep meeting. 3. Today's constants resume at 7:50: the break practice, the feedback round, the close.</w:t>
       </w:r>
     </w:p>
     <w:p>
@@ -342,7 +342,7 @@
         <w:t>BEATS:</w:t>
       </w:r>
       <w:r>
-        <w:t xml:space="preserve"> 1. Open: container, one word — we lost nothing this quarter; today we walk the real cards, not the ideal ones. 2. Proverbs 16:9, short: we planned the way; the LORD established the steps. 3. Leaders walk FIRST (4:28–4:38), genuinely slipped cards — the session stands on this; open with the slip. 4. The room walks (4:38–5:13): 2–3 min each, daily/weekly/monthly as lived; troubleshoot one minute only when invited; listen like a thief.</w:t>
+        <w:t xml:space="preserve"> 1. Open: container, one word — we lost nothing this quarter; today we walk the real cards, not the ideal ones. 2. Proverbs 16:9, short: we planned the way; the LORD established the steps. 3. Leaders walk FIRST (7:59–8:03), genuinely slipped cards — the session stands on this; open with the slip. 4. The room walks (8:03–8:18): 2–3 min each, daily/weekly/monthly as lived; troubleshoot one minute only when invited; listen like a thief.</w:t>
       </w:r>
     </w:p>
     <w:p>

--- a/_implementation-notes/evening-series/FotH Evening Session 17 Leader Notes DRAFT v1.docx
+++ b/_implementation-notes/evening-series/FotH Evening Session 17 Leader Notes DRAFT v1.docx
@@ -4,7 +4,7 @@
   <w:body>
     <w:p>
       <w:pPr>
-        <w:spacing w:after="40"/>
+        <w:spacing w:before="0" w:after="40"/>
       </w:pPr>
       <w:r>
         <w:rPr>
@@ -18,22 +18,92 @@
     </w:p>
     <w:p>
       <w:pPr>
-        <w:spacing w:after="160"/>
+        <w:spacing w:before="0" w:after="80"/>
       </w:pPr>
       <w:r>
         <w:rPr>
-          <w:i/>
           <w:color w:val="595959"/>
           <w:sz w:val="18"/>
         </w:rPr>
-        <w:t>FotH Evening · the speaker notes, in hand — so the leading pair reads the room, not the screen. Same content as the deck notes; the slides carry the room, these notes carry you. Practice the session together beforehand.</w:t>
+        <w:t>FotH Evening · the speaker notes, in hand — so the leading pair reads the room, not the screen. The big number on each block is the number in the corner of the screen; the colour is whose block it is. Built from the deck's own notes, so the two always agree.</w:t>
+      </w:r>
+    </w:p>
+    <w:p>
+      <w:pPr>
+        <w:spacing w:before="0" w:after="200"/>
+      </w:pPr>
+      <w:r>
+        <w:rPr>
+          <w:b/>
+          <w:color w:val="1F4E79"/>
+          <w:sz w:val="18"/>
+          <w:shd w:val="clear" w:color="auto" w:fill="DEEAF6"/>
+        </w:rPr>
+        <w:t xml:space="preserve"> ▌ CONTAINER HOLDER </w:t>
+      </w:r>
+      <w:r>
+        <w:rPr>
+          <w:sz w:val="18"/>
+        </w:rPr>
+        <w:t xml:space="preserve">   </w:t>
+      </w:r>
+      <w:r>
+        <w:rPr>
+          <w:b/>
+          <w:color w:val="B45309"/>
+          <w:sz w:val="18"/>
+          <w:shd w:val="clear" w:color="auto" w:fill="FCE9D6"/>
+        </w:rPr>
+        <w:t xml:space="preserve"> ‖ CONTENT PRESENTER </w:t>
+      </w:r>
+      <w:r>
+        <w:rPr>
+          <w:sz w:val="18"/>
+        </w:rPr>
+        <w:t xml:space="preserve">   </w:t>
+      </w:r>
+      <w:r>
+        <w:rPr>
+          <w:b/>
+          <w:color w:val="6B3FA0"/>
+          <w:sz w:val="18"/>
+          <w:shd w:val="clear" w:color="auto" w:fill="ECE3F5"/>
+        </w:rPr>
+        <w:t xml:space="preserve"> ▐ BOTH LEADERS </w:t>
+      </w:r>
+      <w:r>
+        <w:rPr>
+          <w:sz w:val="18"/>
+        </w:rPr>
+        <w:t xml:space="preserve">   </w:t>
+      </w:r>
+      <w:r>
+        <w:rPr>
+          <w:i/>
+          <w:color w:val="7F7F7F"/>
+          <w:sz w:val="16"/>
+        </w:rPr>
+        <w:t>Bar styles differ too, so the roles still read in black and white.</w:t>
       </w:r>
     </w:p>
     <w:p>
       <w:pPr>
         <w:keepNext/>
-        <w:spacing w:before="160" w:after="20"/>
+        <w:pBdr>
+          <w:left w:val="dotted" w:sz="24" w:space="8" w:color="8C8C8C"/>
+        </w:pBdr>
+        <w:shd w:val="clear" w:color="auto" w:fill="F0F0F0"/>
+        <w:spacing w:before="160" w:after="40"/>
       </w:pPr>
+      <w:r>
+        <w:rPr>
+          <w:rFonts w:ascii="Cambria" w:hAnsi="Cambria"/>
+          <w:b/>
+          <w:color w:val="8C8C8C"/>
+          <w:sz w:val="24"/>
+        </w:rPr>
+        <w:t>Title</w:t>
+      </w:r>
       <w:r>
         <w:rPr>
           <w:rFonts w:ascii="Cambria" w:hAnsi="Cambria"/>
@@ -41,13 +111,32 @@
           <w:color w:val="2C5F2D"/>
           <w:sz w:val="24"/>
         </w:rPr>
-        <w:t>Slide 1 — Fellowship of the Heart</w:t>
+        <w:t xml:space="preserve">   Fellowship of the Heart</w:t>
+      </w:r>
+      <w:r>
+        <w:rPr>
+          <w:b/>
+          <w:color w:val="8C8C8C"/>
+          <w:sz w:val="17"/>
+        </w:rPr>
+        <w:t xml:space="preserve">    ON SCREEN</w:t>
+      </w:r>
+      <w:r>
+        <w:rPr>
+          <w:b w:val="0"/>
+          <w:color w:val="7F7F7F"/>
+          <w:sz w:val="16"/>
+        </w:rPr>
+        <w:t xml:space="preserve">   · slide 1 of 14</w:t>
       </w:r>
     </w:p>
     <w:p>
       <w:pPr>
         <w:keepNext/>
-        <w:spacing w:after="40"/>
+        <w:pBdr>
+          <w:left w:val="dotted" w:sz="24" w:space="8" w:color="8C8C8C"/>
+        </w:pBdr>
+        <w:spacing w:before="0" w:after="60"/>
       </w:pPr>
       <w:r>
         <w:rPr>
@@ -60,7 +149,10 @@
     </w:p>
     <w:p>
       <w:pPr>
-        <w:ind w:left="216"/>
+        <w:pBdr>
+          <w:left w:val="dotted" w:sz="24" w:space="8" w:color="8C8C8C"/>
+        </w:pBdr>
+        <w:spacing w:before="0" w:after="60"/>
       </w:pPr>
       <w:r>
         <w:t>On screen as the room assembles on night one. All Scripture ESV; the plans carry the scripts; these slides carry the room — and these notes carry you.</w:t>
@@ -69,8 +161,21 @@
     <w:p>
       <w:pPr>
         <w:keepNext/>
-        <w:spacing w:before="160" w:after="20"/>
+        <w:pBdr>
+          <w:left w:val="dotted" w:sz="24" w:space="8" w:color="8C8C8C"/>
+        </w:pBdr>
+        <w:shd w:val="clear" w:color="auto" w:fill="F0F0F0"/>
+        <w:spacing w:before="160" w:after="40"/>
       </w:pPr>
+      <w:r>
+        <w:rPr>
+          <w:rFonts w:ascii="Cambria" w:hAnsi="Cambria"/>
+          <w:b/>
+          <w:color w:val="8C8C8C"/>
+          <w:sz w:val="30"/>
+        </w:rPr>
+        <w:t>242</w:t>
+      </w:r>
       <w:r>
         <w:rPr>
           <w:rFonts w:ascii="Cambria" w:hAnsi="Cambria"/>
@@ -78,13 +183,32 @@
           <w:color w:val="2C5F2D"/>
           <w:sz w:val="24"/>
         </w:rPr>
-        <w:t>Slide 2 — SESSION 17</w:t>
+        <w:t xml:space="preserve">   SESSION 17</w:t>
+      </w:r>
+      <w:r>
+        <w:rPr>
+          <w:b/>
+          <w:color w:val="8C8C8C"/>
+          <w:sz w:val="17"/>
+        </w:rPr>
+        <w:t xml:space="preserve">    ON SCREEN</w:t>
+      </w:r>
+      <w:r>
+        <w:rPr>
+          <w:b w:val="0"/>
+          <w:color w:val="7F7F7F"/>
+          <w:sz w:val="16"/>
+        </w:rPr>
+        <w:t xml:space="preserve">   · slide 2 of 14</w:t>
       </w:r>
     </w:p>
     <w:p>
       <w:pPr>
         <w:keepNext/>
-        <w:spacing w:after="40"/>
+        <w:pBdr>
+          <w:left w:val="dotted" w:sz="24" w:space="8" w:color="8C8C8C"/>
+        </w:pBdr>
+        <w:spacing w:before="0" w:after="60"/>
       </w:pPr>
       <w:r>
         <w:rPr>
@@ -97,7 +221,10 @@
     </w:p>
     <w:p>
       <w:pPr>
-        <w:ind w:left="216"/>
+        <w:pBdr>
+          <w:left w:val="dotted" w:sz="24" w:space="8" w:color="8C8C8C"/>
+        </w:pBdr>
+        <w:spacing w:before="0" w:after="60"/>
       </w:pPr>
       <w:r>
         <w:t>On screen through dinner and as the circle forms. Greet at the door — the slide holds the room.</w:t>
@@ -106,8 +233,21 @@
     <w:p>
       <w:pPr>
         <w:keepNext/>
-        <w:spacing w:before="160" w:after="20"/>
+        <w:pBdr>
+          <w:left w:val="single" w:sz="24" w:space="8" w:color="1F4E79"/>
+        </w:pBdr>
+        <w:shd w:val="clear" w:color="auto" w:fill="DEEAF6"/>
+        <w:spacing w:before="160" w:after="40"/>
       </w:pPr>
+      <w:r>
+        <w:rPr>
+          <w:rFonts w:ascii="Cambria" w:hAnsi="Cambria"/>
+          <w:b/>
+          <w:color w:val="1F4E79"/>
+          <w:sz w:val="30"/>
+        </w:rPr>
+        <w:t>243</w:t>
+      </w:r>
       <w:r>
         <w:rPr>
           <w:rFonts w:ascii="Cambria" w:hAnsi="Cambria"/>
@@ -115,13 +255,32 @@
           <w:color w:val="2C5F2D"/>
           <w:sz w:val="24"/>
         </w:rPr>
-        <w:t>Slide 3 — Where We Are — the Four Connects</w:t>
+        <w:t xml:space="preserve">   Where We Are — the Four Connects</w:t>
+      </w:r>
+      <w:r>
+        <w:rPr>
+          <w:b/>
+          <w:color w:val="1F4E79"/>
+          <w:sz w:val="17"/>
+        </w:rPr>
+        <w:t xml:space="preserve">    CONTAINER HOLDER</w:t>
+      </w:r>
+      <w:r>
+        <w:rPr>
+          <w:b w:val="0"/>
+          <w:color w:val="7F7F7F"/>
+          <w:sz w:val="16"/>
+        </w:rPr>
+        <w:t xml:space="preserve">   · slide 3 of 14</w:t>
       </w:r>
     </w:p>
     <w:p>
       <w:pPr>
         <w:keepNext/>
-        <w:spacing w:after="40"/>
+        <w:pBdr>
+          <w:left w:val="single" w:sz="24" w:space="8" w:color="1F4E79"/>
+        </w:pBdr>
+        <w:spacing w:before="0" w:after="60"/>
       </w:pPr>
       <w:r>
         <w:rPr>
@@ -129,12 +288,31 @@
           <w:color w:val="6B8E3F"/>
           <w:sz w:val="18"/>
         </w:rPr>
-        <w:t>S17 · WELCOME · LEAD: CONTAINER HOLDER · GROUNDING — every session opens on this map</w:t>
+        <w:t xml:space="preserve">S17 · WELCOME · </w:t>
+      </w:r>
+      <w:r>
+        <w:rPr>
+          <w:b/>
+          <w:color w:val="1F4E79"/>
+          <w:sz w:val="18"/>
+        </w:rPr>
+        <w:t>LEAD: CONTAINER HOLDER</w:t>
+      </w:r>
+      <w:r>
+        <w:rPr>
+          <w:b/>
+          <w:color w:val="6B8E3F"/>
+          <w:sz w:val="18"/>
+        </w:rPr>
+        <w:t xml:space="preserve"> · GROUNDING — every session opens on this map</w:t>
       </w:r>
     </w:p>
     <w:p>
       <w:pPr>
-        <w:ind w:left="216"/>
+        <w:pBdr>
+          <w:left w:val="single" w:sz="24" w:space="8" w:color="1F4E79"/>
+        </w:pBdr>
+        <w:spacing w:before="0" w:after="20"/>
       </w:pPr>
       <w:r>
         <w:rPr>
@@ -146,7 +324,10 @@
     </w:p>
     <w:p>
       <w:pPr>
-        <w:ind w:left="216"/>
+        <w:pBdr>
+          <w:left w:val="single" w:sz="24" w:space="8" w:color="1F4E79"/>
+        </w:pBdr>
+        <w:spacing w:before="0" w:after="60"/>
       </w:pPr>
       <w:r>
         <w:t>1. Locate tonight on the map, plainly: Session 17 holds the whole map — all four Connects, wherever the year needs them tonight. Each connection makes the next one real (Matt. 22:37–40).</w:t>
@@ -154,7 +335,10 @@
     </w:p>
     <w:p>
       <w:pPr>
-        <w:ind w:left="216"/>
+        <w:pBdr>
+          <w:left w:val="single" w:sz="24" w:space="8" w:color="1F4E79"/>
+        </w:pBdr>
+        <w:spacing w:before="0" w:after="60"/>
       </w:pPr>
       <w:r>
         <w:t>2. The four boxes are one journey — each connection makes the next one real — rooted in the two great commandments: love God, love neighbor (Matt 22:37–40).</w:t>
@@ -162,7 +346,10 @@
     </w:p>
     <w:p>
       <w:pPr>
-        <w:ind w:left="216"/>
+        <w:pBdr>
+          <w:left w:val="single" w:sz="24" w:space="8" w:color="1F4E79"/>
+        </w:pBdr>
+        <w:spacing w:before="0" w:after="60"/>
       </w:pPr>
       <w:r>
         <w:t>3. This is also the 'where we are on the map' minute the welcome owes any newcomer.</w:t>
@@ -170,24 +357,40 @@
     </w:p>
     <w:p>
       <w:pPr>
-        <w:ind w:left="216"/>
+        <w:pBdr>
+          <w:left w:val="single" w:sz="24" w:space="8" w:color="1F4E79"/>
+        </w:pBdr>
+        <w:spacing w:before="0" w:after="60"/>
       </w:pPr>
       <w:r>
         <w:rPr>
           <w:b/>
           <w:color w:val="595959"/>
         </w:rPr>
-        <w:t>CUES:</w:t>
+        <w:t xml:space="preserve">CUES: </w:t>
       </w:r>
       <w:r>
-        <w:t xml:space="preserve"> Two minutes at most; then tonight's road.</w:t>
+        <w:t>Two minutes at most; then tonight's road.</w:t>
       </w:r>
     </w:p>
     <w:p>
       <w:pPr>
         <w:keepNext/>
-        <w:spacing w:before="160" w:after="20"/>
+        <w:pBdr>
+          <w:left w:val="thickThinSmallGap" w:sz="24" w:space="8" w:color="6B3FA0"/>
+        </w:pBdr>
+        <w:shd w:val="clear" w:color="auto" w:fill="ECE3F5"/>
+        <w:spacing w:before="160" w:after="40"/>
       </w:pPr>
+      <w:r>
+        <w:rPr>
+          <w:rFonts w:ascii="Cambria" w:hAnsi="Cambria"/>
+          <w:b/>
+          <w:color w:val="6B3FA0"/>
+          <w:sz w:val="30"/>
+        </w:rPr>
+        <w:t>244</w:t>
+      </w:r>
       <w:r>
         <w:rPr>
           <w:rFonts w:ascii="Cambria" w:hAnsi="Cambria"/>
@@ -195,13 +398,32 @@
           <w:color w:val="2C5F2D"/>
           <w:sz w:val="24"/>
         </w:rPr>
-        <w:t>Slide 4 — Session 17 — Tonight’s Road</w:t>
+        <w:t xml:space="preserve">   Session 17 — Tonight’s Road</w:t>
+      </w:r>
+      <w:r>
+        <w:rPr>
+          <w:b/>
+          <w:color w:val="6B3FA0"/>
+          <w:sz w:val="17"/>
+        </w:rPr>
+        <w:t xml:space="preserve">    BOTH LEADERS</w:t>
+      </w:r>
+      <w:r>
+        <w:rPr>
+          <w:b w:val="0"/>
+          <w:color w:val="7F7F7F"/>
+          <w:sz w:val="16"/>
+        </w:rPr>
+        <w:t xml:space="preserve">   · slide 4 of 14</w:t>
       </w:r>
     </w:p>
     <w:p>
       <w:pPr>
         <w:keepNext/>
-        <w:spacing w:after="40"/>
+        <w:pBdr>
+          <w:left w:val="thickThinSmallGap" w:sz="24" w:space="8" w:color="6B3FA0"/>
+        </w:pBdr>
+        <w:spacing w:before="0" w:after="60"/>
       </w:pPr>
       <w:r>
         <w:rPr>
@@ -209,29 +431,61 @@
           <w:color w:val="6B8E3F"/>
           <w:sz w:val="18"/>
         </w:rPr>
-        <w:t>S17 · 7:00–8:30 · LEAD: BOTH LEADERS · DUAL MODE — confirm A or B before the night</w:t>
+        <w:t xml:space="preserve">S17 · 7:00–8:30 · </w:t>
+      </w:r>
+      <w:r>
+        <w:rPr>
+          <w:b/>
+          <w:color w:val="6B3FA0"/>
+          <w:sz w:val="18"/>
+        </w:rPr>
+        <w:t>LEAD: BOTH LEADERS</w:t>
+      </w:r>
+      <w:r>
+        <w:rPr>
+          <w:b/>
+          <w:color w:val="6B8E3F"/>
+          <w:sz w:val="18"/>
+        </w:rPr>
+        <w:t xml:space="preserve"> · DUAL MODE — confirm A or B before the night</w:t>
       </w:r>
     </w:p>
     <w:p>
       <w:pPr>
-        <w:ind w:left="216"/>
+        <w:pBdr>
+          <w:left w:val="thickThinSmallGap" w:sz="24" w:space="8" w:color="6B3FA0"/>
+        </w:pBdr>
+        <w:spacing w:before="0" w:after="60"/>
       </w:pPr>
       <w:r>
         <w:rPr>
           <w:b/>
           <w:color w:val="595959"/>
         </w:rPr>
-        <w:t>BEATS:</w:t>
+        <w:t xml:space="preserve">BEATS: </w:t>
       </w:r>
       <w:r>
-        <w:t xml:space="preserve"> 1. Today is the Float, the quarter's shock absorber, and it runs ONE of two modes, decided by what the quarter needs: an evening was lost (snow, assembly, illness) = Mode A, that session runs whole; the quarter ran clean = Mode B, the room walks its Rhythm Cards together. 2. The call was made at the team prep meeting, 48 hours out — never game-day — and families were told by the weekend before. Confirm with the team which mode was called, and prepare from that mode's plan. 3. Either mode: the Pulse bin sits at the door, one break practice is commissioned, and the feedback round and blessing close the quarter.</w:t>
+        <w:t>1. Today is the Float, the quarter's shock absorber, and it runs ONE of two modes, decided by what the quarter needs: an evening was lost (snow, assembly, illness) = Mode A, that session runs whole; the quarter ran clean = Mode B, the room walks its Rhythm Cards together. 2. The call was made at the team prep meeting, 48 hours out — never game-day — and families were told by the weekend before. Confirm with the team which mode was called, and prepare from that mode's plan. 3. Either mode: the Pulse bin sits at the door, one break practice is commissioned, and the feedback round and blessing close the quarter.</w:t>
       </w:r>
     </w:p>
     <w:p>
       <w:pPr>
         <w:keepNext/>
-        <w:spacing w:before="160" w:after="20"/>
+        <w:pBdr>
+          <w:left w:val="thickThinSmallGap" w:sz="24" w:space="8" w:color="6B3FA0"/>
+        </w:pBdr>
+        <w:shd w:val="clear" w:color="auto" w:fill="ECE3F5"/>
+        <w:spacing w:before="160" w:after="40"/>
       </w:pPr>
+      <w:r>
+        <w:rPr>
+          <w:rFonts w:ascii="Cambria" w:hAnsi="Cambria"/>
+          <w:b/>
+          <w:color w:val="6B3FA0"/>
+          <w:sz w:val="30"/>
+        </w:rPr>
+        <w:t>245</w:t>
+      </w:r>
       <w:r>
         <w:rPr>
           <w:rFonts w:ascii="Cambria" w:hAnsi="Cambria"/>
@@ -239,13 +493,32 @@
           <w:color w:val="2C5F2D"/>
           <w:sz w:val="24"/>
         </w:rPr>
-        <w:t>Slide 5 — Mode A — The Missed Evening Runs Whole</w:t>
+        <w:t xml:space="preserve">   Mode A — The Missed Evening Runs Whole</w:t>
+      </w:r>
+      <w:r>
+        <w:rPr>
+          <w:b/>
+          <w:color w:val="6B3FA0"/>
+          <w:sz w:val="17"/>
+        </w:rPr>
+        <w:t xml:space="preserve">    BOTH LEADERS</w:t>
+      </w:r>
+      <w:r>
+        <w:rPr>
+          <w:b w:val="0"/>
+          <w:color w:val="7F7F7F"/>
+          <w:sz w:val="16"/>
+        </w:rPr>
+        <w:t xml:space="preserve">   · slide 5 of 14</w:t>
       </w:r>
     </w:p>
     <w:p>
       <w:pPr>
         <w:keepNext/>
-        <w:spacing w:after="40"/>
+        <w:pBdr>
+          <w:left w:val="thickThinSmallGap" w:sz="24" w:space="8" w:color="6B3FA0"/>
+        </w:pBdr>
+        <w:spacing w:before="0" w:after="60"/>
       </w:pPr>
       <w:r>
         <w:rPr>
@@ -253,59 +526,97 @@
           <w:color w:val="6B8E3F"/>
           <w:sz w:val="18"/>
         </w:rPr>
-        <w:t>S17 · 7:00–8:30 · LEAD: BOTH LEADERS · MODE A — THE LIFTED SESSION</w:t>
+        <w:t xml:space="preserve">S17 · 7:00–8:30 · </w:t>
+      </w:r>
+      <w:r>
+        <w:rPr>
+          <w:b/>
+          <w:color w:val="6B3FA0"/>
+          <w:sz w:val="18"/>
+        </w:rPr>
+        <w:t>LEAD: BOTH LEADERS</w:t>
+      </w:r>
+      <w:r>
+        <w:rPr>
+          <w:b/>
+          <w:color w:val="6B8E3F"/>
+          <w:sz w:val="18"/>
+        </w:rPr>
+        <w:t xml:space="preserve"> · MODE A — THE LIFTED SESSION</w:t>
       </w:r>
     </w:p>
     <w:p>
       <w:pPr>
-        <w:ind w:left="216"/>
+        <w:pBdr>
+          <w:left w:val="thickThinSmallGap" w:sz="24" w:space="8" w:color="6B3FA0"/>
+        </w:pBdr>
+        <w:spacing w:before="0" w:after="60"/>
       </w:pPr>
       <w:r>
         <w:rPr>
           <w:b/>
           <w:color w:val="595959"/>
         </w:rPr>
-        <w:t>BEATS:</w:t>
+        <w:t xml:space="preserve">BEATS: </w:t>
       </w:r>
       <w:r>
-        <w:t xml:space="preserve"> 1. Bless, then say the reframe once, warmly: we lost [date] to [cause]; this afternoon exists in the calendar for exactly this — today IS [session name], whole, not a make-up. Nothing was skipped; it just moved. 2. At 7:27 hand the room to the lifted plan — its blocks, scripts, splits, and watch-fors run from its own run sheet, prepped via the lift checklist at the prep meeting. 3. Today's constants resume at 7:50: the break practice, the feedback round, the close.</w:t>
+        <w:t>1. Bless, then say the reframe once, warmly: we lost [date] to [cause]; this afternoon exists in the calendar for exactly this — today IS [session name], whole, not a make-up. Nothing was skipped; it just moved. 2. At 7:27 hand the room to the lifted plan — its blocks, scripts, splits, and watch-fors run from its own run sheet, prepped via the lift checklist at the prep meeting. 3. Today's constants resume at 7:50: the break practice, the feedback round, the close.</w:t>
       </w:r>
     </w:p>
     <w:p>
       <w:pPr>
-        <w:ind w:left="216"/>
+        <w:pBdr>
+          <w:left w:val="thickThinSmallGap" w:sz="24" w:space="8" w:color="6B3FA0"/>
+        </w:pBdr>
+        <w:spacing w:before="0" w:after="60"/>
       </w:pPr>
       <w:r>
         <w:rPr>
           <w:b/>
           <w:color w:val="595959"/>
         </w:rPr>
-        <w:t>GUARD:</w:t>
+        <w:t xml:space="preserve">GUARD: </w:t>
       </w:r>
       <w:r>
-        <w:t xml:space="preserve"> Trim the lifted plan's closing, never its center. If the lifted session is teen-led, its leadership spec applies, re-rehearsed. Its crisis contingencies travel with it — re-read at prep.</w:t>
+        <w:t>Trim the lifted plan's closing, never its center. If the lifted session is teen-led, its leadership spec applies, re-rehearsed. Its crisis contingencies travel with it — re-read at prep.</w:t>
       </w:r>
     </w:p>
     <w:p>
       <w:pPr>
-        <w:ind w:left="216"/>
+        <w:pBdr>
+          <w:left w:val="thickThinSmallGap" w:sz="24" w:space="8" w:color="6B3FA0"/>
+        </w:pBdr>
+        <w:spacing w:before="0" w:after="60"/>
       </w:pPr>
       <w:r>
         <w:rPr>
           <w:b/>
           <w:color w:val="595959"/>
         </w:rPr>
-        <w:t>PAIR LEAD:</w:t>
+        <w:t xml:space="preserve">PAIR LEAD: </w:t>
       </w:r>
       <w:r>
-        <w:t xml:space="preserve"> name the leading pair in the welcome — two leaders hold tonight, and the room will see the evening handed back and forth between them; that is the design. The pair practices the session together beforehand.</w:t>
+        <w:t>name the leading pair in the welcome — two leaders hold tonight, and the room will see the evening handed back and forth between them; that is the design. The pair practices the session together beforehand.</w:t>
       </w:r>
     </w:p>
     <w:p>
       <w:pPr>
         <w:keepNext/>
-        <w:spacing w:before="160" w:after="20"/>
+        <w:pBdr>
+          <w:left w:val="thickThinSmallGap" w:sz="24" w:space="8" w:color="6B3FA0"/>
+        </w:pBdr>
+        <w:shd w:val="clear" w:color="auto" w:fill="ECE3F5"/>
+        <w:spacing w:before="160" w:after="40"/>
       </w:pPr>
+      <w:r>
+        <w:rPr>
+          <w:rFonts w:ascii="Cambria" w:hAnsi="Cambria"/>
+          <w:b/>
+          <w:color w:val="6B3FA0"/>
+          <w:sz w:val="30"/>
+        </w:rPr>
+        <w:t>246</w:t>
+      </w:r>
       <w:r>
         <w:rPr>
           <w:rFonts w:ascii="Cambria" w:hAnsi="Cambria"/>
@@ -313,13 +624,32 @@
           <w:color w:val="2C5F2D"/>
           <w:sz w:val="24"/>
         </w:rPr>
-        <w:t>Slide 6 — Mode B — The Live Rhythm-Card Walk</w:t>
+        <w:t xml:space="preserve">   Mode B — The Live Rhythm-Card Walk</w:t>
+      </w:r>
+      <w:r>
+        <w:rPr>
+          <w:b/>
+          <w:color w:val="6B3FA0"/>
+          <w:sz w:val="17"/>
+        </w:rPr>
+        <w:t xml:space="preserve">    BOTH LEADERS</w:t>
+      </w:r>
+      <w:r>
+        <w:rPr>
+          <w:b w:val="0"/>
+          <w:color w:val="7F7F7F"/>
+          <w:sz w:val="16"/>
+        </w:rPr>
+        <w:t xml:space="preserve">   · slide 6 of 14</w:t>
       </w:r>
     </w:p>
     <w:p>
       <w:pPr>
         <w:keepNext/>
-        <w:spacing w:after="40"/>
+        <w:pBdr>
+          <w:left w:val="thickThinSmallGap" w:sz="24" w:space="8" w:color="6B3FA0"/>
+        </w:pBdr>
+        <w:spacing w:before="0" w:after="60"/>
       </w:pPr>
       <w:r>
         <w:rPr>
@@ -327,59 +657,97 @@
           <w:color w:val="6B8E3F"/>
           <w:sz w:val="18"/>
         </w:rPr>
-        <w:t>S17 · 7:00–8:30 · LEAD: BOTH LEADERS · MODE B — THE RHYTHM WALK</w:t>
+        <w:t xml:space="preserve">S17 · 7:00–8:30 · </w:t>
+      </w:r>
+      <w:r>
+        <w:rPr>
+          <w:b/>
+          <w:color w:val="6B3FA0"/>
+          <w:sz w:val="18"/>
+        </w:rPr>
+        <w:t>LEAD: BOTH LEADERS</w:t>
+      </w:r>
+      <w:r>
+        <w:rPr>
+          <w:b/>
+          <w:color w:val="6B8E3F"/>
+          <w:sz w:val="18"/>
+        </w:rPr>
+        <w:t xml:space="preserve"> · MODE B — THE RHYTHM WALK</w:t>
       </w:r>
     </w:p>
     <w:p>
       <w:pPr>
-        <w:ind w:left="216"/>
+        <w:pBdr>
+          <w:left w:val="thickThinSmallGap" w:sz="24" w:space="8" w:color="6B3FA0"/>
+        </w:pBdr>
+        <w:spacing w:before="0" w:after="60"/>
       </w:pPr>
       <w:r>
         <w:rPr>
           <w:b/>
           <w:color w:val="595959"/>
         </w:rPr>
-        <w:t>BEATS:</w:t>
+        <w:t xml:space="preserve">BEATS: </w:t>
       </w:r>
       <w:r>
-        <w:t xml:space="preserve"> 1. Open: container, one word — we lost nothing this quarter; today we walk the real cards, not the ideal ones. 2. Proverbs 16:9, short: we planned the way; the LORD established the steps. 3. Leaders walk FIRST (7:59–8:03), genuinely slipped cards — the session stands on this; open with the slip. 4. The room walks (8:03–8:18): 2–3 min each, daily/weekly/monthly as lived; troubleshoot one minute only when invited; listen like a thief.</w:t>
+        <w:t>1. Open: container, one word — we lost nothing this quarter; today we walk the real cards, not the ideal ones. 2. Proverbs 16:9, short: we planned the way; the LORD established the steps. 3. Leaders walk FIRST (7:59–8:03), genuinely slipped cards — the session stands on this; open with the slip. 4. The room walks (8:03–8:18): 2–3 min each, daily/weekly/monthly as lived; troubleshoot one minute only when invited; listen like a thief.</w:t>
       </w:r>
     </w:p>
     <w:p>
       <w:pPr>
-        <w:ind w:left="216"/>
+        <w:pBdr>
+          <w:left w:val="thickThinSmallGap" w:sz="24" w:space="8" w:color="6B3FA0"/>
+        </w:pBdr>
+        <w:spacing w:before="0" w:after="60"/>
       </w:pPr>
       <w:r>
         <w:rPr>
           <w:b/>
           <w:color w:val="595959"/>
         </w:rPr>
-        <w:t>CUES:</w:t>
+        <w:t xml:space="preserve">CUES: </w:t>
       </w:r>
       <w:r>
-        <w:t xml:space="preserve"> The arranged parent opens the room's round (Run Card) — never cold-call a teen; pass anytime.</w:t>
+        <w:t>The arranged parent opens the room's round (Run Card) — never cold-call a teen; pass anytime.</w:t>
       </w:r>
     </w:p>
     <w:p>
       <w:pPr>
-        <w:ind w:left="216"/>
+        <w:pBdr>
+          <w:left w:val="thickThinSmallGap" w:sz="24" w:space="8" w:color="6B3FA0"/>
+        </w:pBdr>
+        <w:spacing w:before="0" w:after="60"/>
       </w:pPr>
       <w:r>
         <w:rPr>
           <w:b/>
           <w:color w:val="595959"/>
         </w:rPr>
-        <w:t>GUARD:</w:t>
+        <w:t xml:space="preserve">GUARD: </w:t>
       </w:r>
       <w:r>
-        <w:t xml:space="preserve"> A noticed slip is the practice working — quote the Returning Rule from the front. Parents walk their OWN card, never their teen's. Perfect cards and eyes-down passes get a warm word after, not a spotlight. A slip that is really a household in trouble: bless it, don't troubleshoot, follow up in 48 hours.</w:t>
+        <w:t>A noticed slip is the practice working — quote the Returning Rule from the front. Parents walk their OWN card, never their teen's. Perfect cards and eyes-down passes get a warm word after, not a spotlight. A slip that is really a household in trouble: bless it, don't troubleshoot, follow up in 48 hours.</w:t>
       </w:r>
     </w:p>
     <w:p>
       <w:pPr>
         <w:keepNext/>
-        <w:spacing w:before="160" w:after="20"/>
+        <w:pBdr>
+          <w:left w:val="double" w:sz="12" w:space="8" w:color="B45309"/>
+        </w:pBdr>
+        <w:shd w:val="clear" w:color="auto" w:fill="FCE9D6"/>
+        <w:spacing w:before="160" w:after="40"/>
       </w:pPr>
+      <w:r>
+        <w:rPr>
+          <w:rFonts w:ascii="Cambria" w:hAnsi="Cambria"/>
+          <w:b/>
+          <w:color w:val="B45309"/>
+          <w:sz w:val="30"/>
+        </w:rPr>
+        <w:t>247</w:t>
+      </w:r>
       <w:r>
         <w:rPr>
           <w:rFonts w:ascii="Cambria" w:hAnsi="Cambria"/>
@@ -387,13 +755,32 @@
           <w:color w:val="2C5F2D"/>
           <w:sz w:val="24"/>
         </w:rPr>
-        <w:t>Slide 7 — The Borrow Round</w:t>
+        <w:t xml:space="preserve">   The Borrow Round</w:t>
+      </w:r>
+      <w:r>
+        <w:rPr>
+          <w:b/>
+          <w:color w:val="B45309"/>
+          <w:sz w:val="17"/>
+        </w:rPr>
+        <w:t xml:space="preserve">    CONTENT PRESENTER</w:t>
+      </w:r>
+      <w:r>
+        <w:rPr>
+          <w:b w:val="0"/>
+          <w:color w:val="7F7F7F"/>
+          <w:sz w:val="16"/>
+        </w:rPr>
+        <w:t xml:space="preserve">   · slide 7 of 14</w:t>
       </w:r>
     </w:p>
     <w:p>
       <w:pPr>
         <w:keepNext/>
-        <w:spacing w:after="40"/>
+        <w:pBdr>
+          <w:left w:val="double" w:sz="12" w:space="8" w:color="B45309"/>
+        </w:pBdr>
+        <w:spacing w:before="0" w:after="60"/>
       </w:pPr>
       <w:r>
         <w:rPr>
@@ -401,44 +788,79 @@
           <w:color w:val="6B8E3F"/>
           <w:sz w:val="18"/>
         </w:rPr>
-        <w:t>S17 · 8:18–8:20 · LEAD: CONTENT PRESENTER · MODE B, SHARED CIRCLE</w:t>
+        <w:t xml:space="preserve">S17 · 8:18–8:20 · </w:t>
+      </w:r>
+      <w:r>
+        <w:rPr>
+          <w:b/>
+          <w:color w:val="B45309"/>
+          <w:sz w:val="18"/>
+        </w:rPr>
+        <w:t>LEAD: CONTENT PRESENTER</w:t>
+      </w:r>
+      <w:r>
+        <w:rPr>
+          <w:b/>
+          <w:color w:val="6B8E3F"/>
+          <w:sz w:val="18"/>
+        </w:rPr>
+        <w:t xml:space="preserve"> · MODE B, SHARED CIRCLE</w:t>
       </w:r>
     </w:p>
     <w:p>
       <w:pPr>
-        <w:ind w:left="216"/>
+        <w:pBdr>
+          <w:left w:val="double" w:sz="12" w:space="8" w:color="B45309"/>
+        </w:pBdr>
+        <w:spacing w:before="0" w:after="60"/>
       </w:pPr>
       <w:r>
         <w:rPr>
           <w:b/>
           <w:color w:val="595959"/>
         </w:rPr>
-        <w:t>BEATS:</w:t>
+        <w:t xml:space="preserve">BEATS: </w:t>
       </w:r>
       <w:r>
-        <w:t xml:space="preserve"> 1. Fast and light: one sentence each — one idea you heard today that you are stealing, and who you stole it from. 2. Stealing is the point — that is what a fellowship is for. 3. Then move straight into the break-practice commissioning; it shares this window.</w:t>
+        <w:t>1. Fast and light: one sentence each — one idea you heard today that you are stealing, and who you stole it from. 2. Stealing is the point — that is what a fellowship is for. 3. Then move straight into the break-practice commissioning; it shares this window.</w:t>
       </w:r>
     </w:p>
     <w:p>
       <w:pPr>
-        <w:ind w:left="216"/>
+        <w:pBdr>
+          <w:left w:val="double" w:sz="12" w:space="8" w:color="B45309"/>
+        </w:pBdr>
+        <w:spacing w:before="0" w:after="60"/>
       </w:pPr>
       <w:r>
         <w:rPr>
           <w:b/>
           <w:color w:val="595959"/>
         </w:rPr>
-        <w:t>CUES:</w:t>
+        <w:t xml:space="preserve">CUES: </w:t>
       </w:r>
       <w:r>
-        <w:t xml:space="preserve"> Pass anytime; keep the round quick — the commissioning needs its minutes.</w:t>
+        <w:t>Pass anytime; keep the round quick — the commissioning needs its minutes.</w:t>
       </w:r>
     </w:p>
     <w:p>
       <w:pPr>
         <w:keepNext/>
-        <w:spacing w:before="160" w:after="20"/>
+        <w:pBdr>
+          <w:left w:val="dotted" w:sz="24" w:space="8" w:color="8C8C8C"/>
+        </w:pBdr>
+        <w:shd w:val="clear" w:color="auto" w:fill="F0F0F0"/>
+        <w:spacing w:before="160" w:after="40"/>
       </w:pPr>
+      <w:r>
+        <w:rPr>
+          <w:rFonts w:ascii="Cambria" w:hAnsi="Cambria"/>
+          <w:b/>
+          <w:color w:val="8C8C8C"/>
+          <w:sz w:val="30"/>
+        </w:rPr>
+        <w:t>248</w:t>
+      </w:r>
       <w:r>
         <w:rPr>
           <w:rFonts w:ascii="Cambria" w:hAnsi="Cambria"/>
@@ -446,13 +868,32 @@
           <w:color w:val="2C5F2D"/>
           <w:sz w:val="24"/>
         </w:rPr>
-        <w:t>Slide 8 — Quarterly Pulse — Back in the Bin</w:t>
+        <w:t xml:space="preserve">   Quarterly Pulse — Back in the Bin</w:t>
+      </w:r>
+      <w:r>
+        <w:rPr>
+          <w:b/>
+          <w:color w:val="8C8C8C"/>
+          <w:sz w:val="17"/>
+        </w:rPr>
+        <w:t xml:space="preserve">    SEE THE TAG LINE</w:t>
+      </w:r>
+      <w:r>
+        <w:rPr>
+          <w:b w:val="0"/>
+          <w:color w:val="7F7F7F"/>
+          <w:sz w:val="16"/>
+        </w:rPr>
+        <w:t xml:space="preserve">   · slide 8 of 14</w:t>
       </w:r>
     </w:p>
     <w:p>
       <w:pPr>
         <w:keepNext/>
-        <w:spacing w:after="40"/>
+        <w:pBdr>
+          <w:left w:val="dotted" w:sz="24" w:space="8" w:color="8C8C8C"/>
+        </w:pBdr>
+        <w:spacing w:before="0" w:after="60"/>
       </w:pPr>
       <w:r>
         <w:rPr>
@@ -465,39 +906,58 @@
     </w:p>
     <w:p>
       <w:pPr>
-        <w:ind w:left="216"/>
+        <w:pBdr>
+          <w:left w:val="dotted" w:sz="24" w:space="8" w:color="8C8C8C"/>
+        </w:pBdr>
+        <w:spacing w:before="0" w:after="60"/>
       </w:pPr>
       <w:r>
         <w:rPr>
           <w:b/>
           <w:color w:val="595959"/>
         </w:rPr>
-        <w:t>BEATS:</w:t>
+        <w:t xml:space="preserve">BEATS: </w:t>
       </w:r>
       <w:r>
-        <w:t xml:space="preserve"> 1. The return bin sits by the door, labeled, spare Pulse pages beside it. 2. Pages drop in as families arrive — greeted, never checked. 3. Nobody watches the bin; nobody is asked whether they dropped a page; a page next week is as welcome as a page today.</w:t>
+        <w:t>1. The return bin sits by the door, labeled, spare Pulse pages beside it. 2. Pages drop in as families arrive — greeted, never checked. 3. Nobody watches the bin; nobody is asked whether they dropped a page; a page next week is as welcome as a page today.</w:t>
       </w:r>
     </w:p>
     <w:p>
       <w:pPr>
-        <w:ind w:left="216"/>
+        <w:pBdr>
+          <w:left w:val="dotted" w:sz="24" w:space="8" w:color="8C8C8C"/>
+        </w:pBdr>
+        <w:spacing w:before="0" w:after="60"/>
       </w:pPr>
       <w:r>
         <w:rPr>
           <w:b/>
           <w:color w:val="595959"/>
         </w:rPr>
-        <w:t>GUARD:</w:t>
+        <w:t xml:space="preserve">GUARD: </w:t>
       </w:r>
       <w:r>
-        <w:t xml:space="preserve"> The bin is never a checkpoint. The team collects and reads every page this week — Quarter 4 is planned from them, and that promise is kept visibly.</w:t>
+        <w:t>The bin is never a checkpoint. The team collects and reads every page this week — Quarter 4 is planned from them, and that promise is kept visibly.</w:t>
       </w:r>
     </w:p>
     <w:p>
       <w:pPr>
         <w:keepNext/>
-        <w:spacing w:before="160" w:after="20"/>
+        <w:pBdr>
+          <w:left w:val="dotted" w:sz="24" w:space="8" w:color="8C8C8C"/>
+        </w:pBdr>
+        <w:shd w:val="clear" w:color="auto" w:fill="F0F0F0"/>
+        <w:spacing w:before="160" w:after="40"/>
       </w:pPr>
+      <w:r>
+        <w:rPr>
+          <w:rFonts w:ascii="Cambria" w:hAnsi="Cambria"/>
+          <w:b/>
+          <w:color w:val="8C8C8C"/>
+          <w:sz w:val="30"/>
+        </w:rPr>
+        <w:t>249</w:t>
+      </w:r>
       <w:r>
         <w:rPr>
           <w:rFonts w:ascii="Cambria" w:hAnsi="Cambria"/>
@@ -505,13 +965,32 @@
           <w:color w:val="2C5F2D"/>
           <w:sz w:val="24"/>
         </w:rPr>
-        <w:t>Slide 9 — One Practice Across the Break</w:t>
+        <w:t xml:space="preserve">   One Practice Across the Break</w:t>
+      </w:r>
+      <w:r>
+        <w:rPr>
+          <w:b/>
+          <w:color w:val="8C8C8C"/>
+          <w:sz w:val="17"/>
+        </w:rPr>
+        <w:t xml:space="preserve">    SEE THE TAG LINE</w:t>
+      </w:r>
+      <w:r>
+        <w:rPr>
+          <w:b w:val="0"/>
+          <w:color w:val="7F7F7F"/>
+          <w:sz w:val="16"/>
+        </w:rPr>
+        <w:t xml:space="preserve">   · slide 9 of 14</w:t>
       </w:r>
     </w:p>
     <w:p>
       <w:pPr>
         <w:keepNext/>
-        <w:spacing w:after="40"/>
+        <w:pBdr>
+          <w:left w:val="dotted" w:sz="24" w:space="8" w:color="8C8C8C"/>
+        </w:pBdr>
+        <w:spacing w:before="0" w:after="60"/>
       </w:pPr>
       <w:r>
         <w:rPr>
@@ -524,39 +1003,58 @@
     </w:p>
     <w:p>
       <w:pPr>
-        <w:ind w:left="216"/>
+        <w:pBdr>
+          <w:left w:val="dotted" w:sz="24" w:space="8" w:color="8C8C8C"/>
+        </w:pBdr>
+        <w:spacing w:before="0" w:after="60"/>
       </w:pPr>
       <w:r>
         <w:rPr>
           <w:b/>
           <w:color w:val="595959"/>
         </w:rPr>
-        <w:t>BEATS:</w:t>
+        <w:t xml:space="preserve">BEATS: </w:t>
       </w:r>
       <w:r>
-        <w:t xml:space="preserve"> 1. Name the precedent: this same move carried the cohort across Christmas, and it worked. 2. Choose ONE practice from your card — just one — carried deliberately through the break; the rest of the card is allowed to rest. Sabbath, not failure. 3. Write it in the journal NOW — the practice, when, where; give the room the full quiet minute. 4. One sentence around the circle: the practice you are carrying — speaking it is part of carrying it. 5. The Return II opens with the kind question: what held?</w:t>
+        <w:t>1. Name the precedent: this same move carried the cohort across Christmas, and it worked. 2. Choose ONE practice from your card — just one — carried deliberately through the break; the rest of the card is allowed to rest. Sabbath, not failure. 3. Write it in the journal NOW — the practice, when, where; give the room the full quiet minute. 4. One sentence around the circle: the practice you are carrying — speaking it is part of carrying it. 5. The Return II opens with the kind question: what held?</w:t>
       </w:r>
     </w:p>
     <w:p>
       <w:pPr>
-        <w:ind w:left="216"/>
+        <w:pBdr>
+          <w:left w:val="dotted" w:sz="24" w:space="8" w:color="8C8C8C"/>
+        </w:pBdr>
+        <w:spacing w:before="0" w:after="60"/>
       </w:pPr>
       <w:r>
         <w:rPr>
           <w:b/>
           <w:color w:val="595959"/>
         </w:rPr>
-        <w:t>GUARD:</w:t>
+        <w:t xml:space="preserve">GUARD: </w:t>
       </w:r>
       <w:r>
-        <w:t xml:space="preserve"> Never minimize the break from the front — 'see you in a couple weeks' is how practices die. The Returning Rule travels: begin again on the next available day.</w:t>
+        <w:t>Never minimize the break from the front — 'see you in a couple weeks' is how practices die. The Returning Rule travels: begin again on the next available day.</w:t>
       </w:r>
     </w:p>
     <w:p>
       <w:pPr>
         <w:keepNext/>
-        <w:spacing w:before="160" w:after="20"/>
+        <w:pBdr>
+          <w:left w:val="double" w:sz="12" w:space="8" w:color="B45309"/>
+        </w:pBdr>
+        <w:shd w:val="clear" w:color="auto" w:fill="FCE9D6"/>
+        <w:spacing w:before="160" w:after="40"/>
       </w:pPr>
+      <w:r>
+        <w:rPr>
+          <w:rFonts w:ascii="Cambria" w:hAnsi="Cambria"/>
+          <w:b/>
+          <w:color w:val="B45309"/>
+          <w:sz w:val="30"/>
+        </w:rPr>
+        <w:t>250</w:t>
+      </w:r>
       <w:r>
         <w:rPr>
           <w:rFonts w:ascii="Cambria" w:hAnsi="Cambria"/>
@@ -564,13 +1062,32 @@
           <w:color w:val="2C5F2D"/>
           <w:sz w:val="24"/>
         </w:rPr>
-        <w:t>Slide 10 — The Take-Home Sheet — the Daily Rhythm</w:t>
+        <w:t xml:space="preserve">   The Take-Home Sheet — the Daily Rhythm</w:t>
+      </w:r>
+      <w:r>
+        <w:rPr>
+          <w:b/>
+          <w:color w:val="B45309"/>
+          <w:sz w:val="17"/>
+        </w:rPr>
+        <w:t xml:space="preserve">    CONTENT PRESENTER</w:t>
+      </w:r>
+      <w:r>
+        <w:rPr>
+          <w:b w:val="0"/>
+          <w:color w:val="7F7F7F"/>
+          <w:sz w:val="16"/>
+        </w:rPr>
+        <w:t xml:space="preserve">   · slide 10 of 14</w:t>
       </w:r>
     </w:p>
     <w:p>
       <w:pPr>
         <w:keepNext/>
-        <w:spacing w:after="40"/>
+        <w:pBdr>
+          <w:left w:val="double" w:sz="12" w:space="8" w:color="B45309"/>
+        </w:pBdr>
+        <w:spacing w:before="0" w:after="60"/>
       </w:pPr>
       <w:r>
         <w:rPr>
@@ -578,12 +1095,30 @@
           <w:color w:val="6B8E3F"/>
           <w:sz w:val="18"/>
         </w:rPr>
-        <w:t>S17 · COMMISSIONING · LEAD: CONTENT PRESENTER</w:t>
+        <w:t xml:space="preserve">S17 · COMMISSIONING · </w:t>
+      </w:r>
+      <w:r>
+        <w:rPr>
+          <w:b/>
+          <w:color w:val="B45309"/>
+          <w:sz w:val="18"/>
+        </w:rPr>
+        <w:t>LEAD: CONTENT PRESENTER</w:t>
+      </w:r>
+      <w:r>
+        <w:rPr>
+          <w:b/>
+          <w:color w:val="6B8E3F"/>
+          <w:sz w:val="18"/>
+        </w:rPr>
       </w:r>
     </w:p>
     <w:p>
       <w:pPr>
-        <w:ind w:left="216"/>
+        <w:pBdr>
+          <w:left w:val="double" w:sz="12" w:space="8" w:color="B45309"/>
+        </w:pBdr>
+        <w:spacing w:before="0" w:after="20"/>
       </w:pPr>
       <w:r>
         <w:rPr>
@@ -595,7 +1130,10 @@
     </w:p>
     <w:p>
       <w:pPr>
-        <w:ind w:left="216"/>
+        <w:pBdr>
+          <w:left w:val="double" w:sz="12" w:space="8" w:color="B45309"/>
+        </w:pBdr>
+        <w:spacing w:before="0" w:after="60"/>
       </w:pPr>
       <w:r>
         <w:t>1. The sheet on the screen is the sheet in their hands — walk it, don't read it.</w:t>
@@ -603,7 +1141,10 @@
     </w:p>
     <w:p>
       <w:pPr>
-        <w:ind w:left="216"/>
+        <w:pBdr>
+          <w:left w:val="double" w:sz="12" w:space="8" w:color="B45309"/>
+        </w:pBdr>
+        <w:spacing w:before="0" w:after="60"/>
       </w:pPr>
       <w:r>
         <w:t>2. The standing rhythm first: the morning question, the evening journal line — one box per day on the week-grids.</w:t>
@@ -611,7 +1152,10 @@
     </w:p>
     <w:p>
       <w:pPr>
-        <w:ind w:left="216"/>
+        <w:pBdr>
+          <w:left w:val="double" w:sz="12" w:space="8" w:color="B45309"/>
+        </w:pBdr>
+        <w:spacing w:before="0" w:after="60"/>
       </w:pPr>
       <w:r>
         <w:t>3. A missed box is never a failure — it is an invitation to return.</w:t>
@@ -619,24 +1163,40 @@
     </w:p>
     <w:p>
       <w:pPr>
-        <w:ind w:left="216"/>
+        <w:pBdr>
+          <w:left w:val="double" w:sz="12" w:space="8" w:color="B45309"/>
+        </w:pBdr>
+        <w:spacing w:before="0" w:after="60"/>
       </w:pPr>
       <w:r>
         <w:rPr>
           <w:b/>
           <w:color w:val="595959"/>
         </w:rPr>
-        <w:t>CUES:</w:t>
+        <w:t xml:space="preserve">CUES: </w:t>
       </w:r>
       <w:r>
-        <w:t xml:space="preserve"> The four parts are the next slide.</w:t>
+        <w:t>The four parts are the next slide.</w:t>
       </w:r>
     </w:p>
     <w:p>
       <w:pPr>
         <w:keepNext/>
-        <w:spacing w:before="160" w:after="20"/>
+        <w:pBdr>
+          <w:left w:val="double" w:sz="12" w:space="8" w:color="B45309"/>
+        </w:pBdr>
+        <w:shd w:val="clear" w:color="auto" w:fill="FCE9D6"/>
+        <w:spacing w:before="160" w:after="40"/>
       </w:pPr>
+      <w:r>
+        <w:rPr>
+          <w:rFonts w:ascii="Cambria" w:hAnsi="Cambria"/>
+          <w:b/>
+          <w:color w:val="B45309"/>
+          <w:sz w:val="30"/>
+        </w:rPr>
+        <w:t>251</w:t>
+      </w:r>
       <w:r>
         <w:rPr>
           <w:rFonts w:ascii="Cambria" w:hAnsi="Cambria"/>
@@ -644,13 +1204,32 @@
           <w:color w:val="2C5F2D"/>
           <w:sz w:val="24"/>
         </w:rPr>
-        <w:t>Slide 11 — The Take-Home Sheet — the Four Parts</w:t>
+        <w:t xml:space="preserve">   The Take-Home Sheet — the Four Parts</w:t>
+      </w:r>
+      <w:r>
+        <w:rPr>
+          <w:b/>
+          <w:color w:val="B45309"/>
+          <w:sz w:val="17"/>
+        </w:rPr>
+        <w:t xml:space="preserve">    CONTENT PRESENTER</w:t>
+      </w:r>
+      <w:r>
+        <w:rPr>
+          <w:b w:val="0"/>
+          <w:color w:val="7F7F7F"/>
+          <w:sz w:val="16"/>
+        </w:rPr>
+        <w:t xml:space="preserve">   · slide 11 of 14</w:t>
       </w:r>
     </w:p>
     <w:p>
       <w:pPr>
         <w:keepNext/>
-        <w:spacing w:after="40"/>
+        <w:pBdr>
+          <w:left w:val="double" w:sz="12" w:space="8" w:color="B45309"/>
+        </w:pBdr>
+        <w:spacing w:before="0" w:after="60"/>
       </w:pPr>
       <w:r>
         <w:rPr>
@@ -658,12 +1237,30 @@
           <w:color w:val="6B8E3F"/>
           <w:sz w:val="18"/>
         </w:rPr>
-        <w:t>S17 · COMMISSIONING · LEAD: CONTENT PRESENTER</w:t>
+        <w:t xml:space="preserve">S17 · COMMISSIONING · </w:t>
+      </w:r>
+      <w:r>
+        <w:rPr>
+          <w:b/>
+          <w:color w:val="B45309"/>
+          <w:sz w:val="18"/>
+        </w:rPr>
+        <w:t>LEAD: CONTENT PRESENTER</w:t>
+      </w:r>
+      <w:r>
+        <w:rPr>
+          <w:b/>
+          <w:color w:val="6B8E3F"/>
+          <w:sz w:val="18"/>
+        </w:rPr>
       </w:r>
     </w:p>
     <w:p>
       <w:pPr>
-        <w:ind w:left="216"/>
+        <w:pBdr>
+          <w:left w:val="double" w:sz="12" w:space="8" w:color="B45309"/>
+        </w:pBdr>
+        <w:spacing w:before="0" w:after="20"/>
       </w:pPr>
       <w:r>
         <w:rPr>
@@ -675,7 +1272,10 @@
     </w:p>
     <w:p>
       <w:pPr>
-        <w:ind w:left="216"/>
+        <w:pBdr>
+          <w:left w:val="double" w:sz="12" w:space="8" w:color="B45309"/>
+        </w:pBdr>
+        <w:spacing w:before="0" w:after="60"/>
       </w:pPr>
       <w:r>
         <w:t>1. The four parts, in order: the homework practice, week one; the end-of-week-one check-in; the homework practice, week two; one sentence of preparation.</w:t>
@@ -683,7 +1283,10 @@
     </w:p>
     <w:p>
       <w:pPr>
-        <w:ind w:left="216"/>
+        <w:pBdr>
+          <w:left w:val="double" w:sz="12" w:space="8" w:color="B45309"/>
+        </w:pBdr>
+        <w:spacing w:before="0" w:after="60"/>
       </w:pPr>
       <w:r>
         <w:t>2. Check-in partners are named aloud before leaving this slide — the sheet has the line to write the name.</w:t>
@@ -691,24 +1294,40 @@
     </w:p>
     <w:p>
       <w:pPr>
-        <w:ind w:left="216"/>
+        <w:pBdr>
+          <w:left w:val="double" w:sz="12" w:space="8" w:color="B45309"/>
+        </w:pBdr>
+        <w:spacing w:before="0" w:after="60"/>
       </w:pPr>
       <w:r>
         <w:rPr>
           <w:b/>
           <w:color w:val="595959"/>
         </w:rPr>
-        <w:t>GUARD:</w:t>
+        <w:t xml:space="preserve">GUARD: </w:t>
       </w:r>
       <w:r>
-        <w:t xml:space="preserve"> The sheet-walk, not a re-teach.</w:t>
+        <w:t>The sheet-walk, not a re-teach.</w:t>
       </w:r>
     </w:p>
     <w:p>
       <w:pPr>
         <w:keepNext/>
-        <w:spacing w:before="160" w:after="20"/>
+        <w:pBdr>
+          <w:left w:val="dotted" w:sz="24" w:space="8" w:color="8C8C8C"/>
+        </w:pBdr>
+        <w:shd w:val="clear" w:color="auto" w:fill="F0F0F0"/>
+        <w:spacing w:before="160" w:after="40"/>
       </w:pPr>
+      <w:r>
+        <w:rPr>
+          <w:rFonts w:ascii="Cambria" w:hAnsi="Cambria"/>
+          <w:b/>
+          <w:color w:val="8C8C8C"/>
+          <w:sz w:val="30"/>
+        </w:rPr>
+        <w:t>252</w:t>
+      </w:r>
       <w:r>
         <w:rPr>
           <w:rFonts w:ascii="Cambria" w:hAnsi="Cambria"/>
@@ -716,13 +1335,32 @@
           <w:color w:val="2C5F2D"/>
           <w:sz w:val="24"/>
         </w:rPr>
-        <w:t>Slide 12 — The Leader Feedback Round</w:t>
+        <w:t xml:space="preserve">   The Leader Feedback Round</w:t>
+      </w:r>
+      <w:r>
+        <w:rPr>
+          <w:b/>
+          <w:color w:val="8C8C8C"/>
+          <w:sz w:val="17"/>
+        </w:rPr>
+        <w:t xml:space="preserve">    SEE THE TAG LINE</w:t>
+      </w:r>
+      <w:r>
+        <w:rPr>
+          <w:b w:val="0"/>
+          <w:color w:val="7F7F7F"/>
+          <w:sz w:val="16"/>
+        </w:rPr>
+        <w:t xml:space="preserve">   · slide 12 of 14</w:t>
       </w:r>
     </w:p>
     <w:p>
       <w:pPr>
         <w:keepNext/>
-        <w:spacing w:after="40"/>
+        <w:pBdr>
+          <w:left w:val="dotted" w:sz="24" w:space="8" w:color="8C8C8C"/>
+        </w:pBdr>
+        <w:spacing w:before="0" w:after="60"/>
       </w:pPr>
       <w:r>
         <w:rPr>
@@ -735,24 +1373,40 @@
     </w:p>
     <w:p>
       <w:pPr>
-        <w:ind w:left="216"/>
+        <w:pBdr>
+          <w:left w:val="dotted" w:sz="24" w:space="8" w:color="8C8C8C"/>
+        </w:pBdr>
+        <w:spacing w:before="0" w:after="60"/>
       </w:pPr>
       <w:r>
         <w:rPr>
           <w:b/>
           <w:color w:val="595959"/>
         </w:rPr>
-        <w:t>BEATS:</w:t>
+        <w:t xml:space="preserve">BEATS: </w:t>
       </w:r>
       <w:r>
-        <w:t xml:space="preserve"> 1. The session's leader answers the three first — in Mode A that is the lifted session's leader, per its plan. 2. Then the room, same two questions — two or three voices each. 3. Receive without defending — 'thank you' is the whole response.</w:t>
+        <w:t>1. The session's leader answers the three first — in Mode A that is the lifted session's leader, per its plan. 2. Then the room, same two questions — two or three voices each. 3. Receive without defending — 'thank you' is the whole response.</w:t>
       </w:r>
     </w:p>
     <w:p>
       <w:pPr>
         <w:keepNext/>
-        <w:spacing w:before="160" w:after="20"/>
+        <w:pBdr>
+          <w:left w:val="dotted" w:sz="24" w:space="8" w:color="8C8C8C"/>
+        </w:pBdr>
+        <w:shd w:val="clear" w:color="auto" w:fill="F0F0F0"/>
+        <w:spacing w:before="160" w:after="40"/>
       </w:pPr>
+      <w:r>
+        <w:rPr>
+          <w:rFonts w:ascii="Cambria" w:hAnsi="Cambria"/>
+          <w:b/>
+          <w:color w:val="8C8C8C"/>
+          <w:sz w:val="30"/>
+        </w:rPr>
+        <w:t>253</w:t>
+      </w:r>
       <w:r>
         <w:rPr>
           <w:rFonts w:ascii="Cambria" w:hAnsi="Cambria"/>
@@ -760,13 +1414,32 @@
           <w:color w:val="2C5F2D"/>
           <w:sz w:val="24"/>
         </w:rPr>
-        <w:t>Slide 13 — Closing the Container + Aaronic Blessing</w:t>
+        <w:t xml:space="preserve">   Closing the Container + Aaronic Blessing</w:t>
+      </w:r>
+      <w:r>
+        <w:rPr>
+          <w:b/>
+          <w:color w:val="8C8C8C"/>
+          <w:sz w:val="17"/>
+        </w:rPr>
+        <w:t xml:space="preserve">    SEE THE TAG LINE</w:t>
+      </w:r>
+      <w:r>
+        <w:rPr>
+          <w:b w:val="0"/>
+          <w:color w:val="7F7F7F"/>
+          <w:sz w:val="16"/>
+        </w:rPr>
+        <w:t xml:space="preserve">   · slide 13 of 14</w:t>
       </w:r>
     </w:p>
     <w:p>
       <w:pPr>
         <w:keepNext/>
-        <w:spacing w:after="40"/>
+        <w:pBdr>
+          <w:left w:val="dotted" w:sz="24" w:space="8" w:color="8C8C8C"/>
+        </w:pBdr>
+        <w:spacing w:before="0" w:after="60"/>
       </w:pPr>
       <w:r>
         <w:rPr>
@@ -779,39 +1452,58 @@
     </w:p>
     <w:p>
       <w:pPr>
-        <w:ind w:left="216"/>
+        <w:pBdr>
+          <w:left w:val="dotted" w:sz="24" w:space="8" w:color="8C8C8C"/>
+        </w:pBdr>
+        <w:spacing w:before="0" w:after="60"/>
       </w:pPr>
       <w:r>
         <w:rPr>
           <w:b/>
           <w:color w:val="595959"/>
         </w:rPr>
-        <w:t>BEATS:</w:t>
+        <w:t xml:space="preserve">BEATS: </w:t>
       </w:r>
       <w:r>
-        <w:t xml:space="preserve"> 1. Standing circle, one word each. 2. Name the quarter closed: three walked, one to go — consolidation and the two commissionings; dates come in the break communication. 3. The send: one practice on purpose, everything else rests; if even the one goes down, begin again on the next available day. The Return II asks the kind question first: what held? 4. Aaronic blessing. Go rest — see you on the other side.</w:t>
+        <w:t>1. Standing circle, one word each. 2. Name the quarter closed: three walked, one to go — consolidation and the two commissionings; dates come in the break communication. 3. The send: one practice on purpose, everything else rests; if even the one goes down, begin again on the next available day. The Return II asks the kind question first: what held? 4. Aaronic blessing. Go rest — see you on the other side.</w:t>
       </w:r>
     </w:p>
     <w:p>
       <w:pPr>
-        <w:ind w:left="216"/>
+        <w:pBdr>
+          <w:left w:val="dotted" w:sz="24" w:space="8" w:color="8C8C8C"/>
+        </w:pBdr>
+        <w:spacing w:before="0" w:after="60"/>
       </w:pPr>
       <w:r>
         <w:rPr>
           <w:b/>
           <w:color w:val="595959"/>
         </w:rPr>
-        <w:t>CUES:</w:t>
+        <w:t xml:space="preserve">CUES: </w:t>
       </w:r>
       <w:r>
-        <w:t xml:space="preserve"> Every family leaves knowing which Companion is reachable over the break, and how.</w:t>
+        <w:t>Every family leaves knowing which Companion is reachable over the break, and how.</w:t>
       </w:r>
     </w:p>
     <w:p>
       <w:pPr>
         <w:keepNext/>
-        <w:spacing w:before="160" w:after="20"/>
+        <w:pBdr>
+          <w:left w:val="dotted" w:sz="24" w:space="8" w:color="8C8C8C"/>
+        </w:pBdr>
+        <w:shd w:val="clear" w:color="auto" w:fill="F0F0F0"/>
+        <w:spacing w:before="160" w:after="40"/>
       </w:pPr>
+      <w:r>
+        <w:rPr>
+          <w:rFonts w:ascii="Cambria" w:hAnsi="Cambria"/>
+          <w:b/>
+          <w:color w:val="8C8C8C"/>
+          <w:sz w:val="30"/>
+        </w:rPr>
+        <w:t>254</w:t>
+      </w:r>
       <w:r>
         <w:rPr>
           <w:rFonts w:ascii="Cambria" w:hAnsi="Cambria"/>
@@ -819,13 +1511,32 @@
           <w:color w:val="2C5F2D"/>
           <w:sz w:val="24"/>
         </w:rPr>
-        <w:t>Slide 14 — Quarter 4</w:t>
+        <w:t xml:space="preserve">   Quarter 4</w:t>
+      </w:r>
+      <w:r>
+        <w:rPr>
+          <w:b/>
+          <w:color w:val="8C8C8C"/>
+          <w:sz w:val="17"/>
+        </w:rPr>
+        <w:t xml:space="preserve">    ON SCREEN</w:t>
+      </w:r>
+      <w:r>
+        <w:rPr>
+          <w:b w:val="0"/>
+          <w:color w:val="7F7F7F"/>
+          <w:sz w:val="16"/>
+        </w:rPr>
+        <w:t xml:space="preserve">   · slide 14 of 14</w:t>
       </w:r>
     </w:p>
     <w:p>
       <w:pPr>
         <w:keepNext/>
-        <w:spacing w:after="40"/>
+        <w:pBdr>
+          <w:left w:val="dotted" w:sz="24" w:space="8" w:color="8C8C8C"/>
+        </w:pBdr>
+        <w:spacing w:before="0" w:after="60"/>
       </w:pPr>
       <w:r>
         <w:rPr>
@@ -838,7 +1549,10 @@
     </w:p>
     <w:p>
       <w:pPr>
-        <w:ind w:left="216"/>
+        <w:pBdr>
+          <w:left w:val="dotted" w:sz="24" w:space="8" w:color="8C8C8C"/>
+        </w:pBdr>
+        <w:spacing w:before="0" w:after="60"/>
       </w:pPr>
       <w:r>
         <w:t>On screen through dinner and as the circle forms. Greet at the door — the slide holds the room.</w:t>
@@ -846,7 +1560,7 @@
     </w:p>
     <w:p>
       <w:pPr>
-        <w:spacing w:before="200"/>
+        <w:spacing w:before="200" w:after="0"/>
         <w:jc w:val="center"/>
       </w:pPr>
       <w:r>

--- a/_implementation-notes/evening-series/FotH Evening Session 17 Leader Notes DRAFT v1.docx
+++ b/_implementation-notes/evening-series/FotH Evening Session 17 Leader Notes DRAFT v1.docx
@@ -26,6 +26,26 @@
           <w:sz w:val="18"/>
         </w:rPr>
         <w:t>FotH Evening · the speaker notes, in hand — so the leading pair reads the room, not the screen. The big number on each block is the number in the corner of the screen; the colour is whose block it is. Built from the deck's own notes, so the two always agree.</w:t>
+      </w:r>
+    </w:p>
+    <w:p>
+      <w:pPr>
+        <w:spacing w:before="0" w:after="80"/>
+      </w:pPr>
+      <w:r>
+        <w:rPr>
+          <w:b/>
+          <w:color w:val="2C5F2D"/>
+          <w:sz w:val="18"/>
+        </w:rPr>
+        <w:t xml:space="preserve">Reading the numbers. </w:t>
+      </w:r>
+      <w:r>
+        <w:rPr>
+          <w:color w:val="595959"/>
+          <w:sz w:val="18"/>
+        </w:rPr>
+        <w:t>Match the big number on each block to the number in the bottom-right corner of the screen. This session is 242–254 in the series' one continuous numbering. The first slide, the series title, is “Title” here.</w:t>
       </w:r>
     </w:p>
     <w:p>

--- a/_implementation-notes/evening-series/FotH Evening Session 17 Leader Notes DRAFT v1.docx
+++ b/_implementation-notes/evening-series/FotH Evening Session 17 Leader Notes DRAFT v1.docx
@@ -1508,6 +1508,24 @@
     </w:p>
     <w:p>
       <w:pPr>
+        <w:pBdr>
+          <w:left w:val="dotted" w:sz="24" w:space="8" w:color="8C8C8C"/>
+        </w:pBdr>
+        <w:spacing w:before="0" w:after="60"/>
+      </w:pPr>
+      <w:r>
+        <w:rPr>
+          <w:b/>
+          <w:color w:val="595959"/>
+        </w:rPr>
+        <w:t xml:space="preserve">BLESSINGS: </w:t>
+      </w:r>
+      <w:r>
+        <w:t>eyes on the person, not the screen — nothing to read; say what is on your heart for them, specific and short.</w:t>
+      </w:r>
+    </w:p>
+    <w:p>
+      <w:pPr>
         <w:keepNext/>
         <w:pBdr>
           <w:left w:val="dotted" w:sz="24" w:space="8" w:color="8C8C8C"/>

--- a/_implementation-notes/evening-series/FotH Evening Session 17 Leader Notes DRAFT v1.docx
+++ b/_implementation-notes/evening-series/FotH Evening Session 17 Leader Notes DRAFT v1.docx
@@ -45,7 +45,7 @@
           <w:color w:val="595959"/>
           <w:sz w:val="18"/>
         </w:rPr>
-        <w:t>Match the big number on each block to the number in the bottom-right corner of the screen. This session is 242–254 in the series' one continuous numbering. The first slide, the series title, is “Title” here.</w:t>
+        <w:t>Match the big number on each block to the number in the bottom-right corner of the screen. This session is 243–255 in the series' one continuous numbering. The first slide, the series title, is “Title” here.</w:t>
       </w:r>
     </w:p>
     <w:p>
@@ -194,7 +194,7 @@
           <w:color w:val="8C8C8C"/>
           <w:sz w:val="30"/>
         </w:rPr>
-        <w:t>242</w:t>
+        <w:t>243</w:t>
       </w:r>
       <w:r>
         <w:rPr>
@@ -266,7 +266,7 @@
           <w:color w:val="1F4E79"/>
           <w:sz w:val="30"/>
         </w:rPr>
-        <w:t>243</w:t>
+        <w:t>244</w:t>
       </w:r>
       <w:r>
         <w:rPr>
@@ -409,7 +409,7 @@
           <w:color w:val="6B3FA0"/>
           <w:sz w:val="30"/>
         </w:rPr>
-        <w:t>244</w:t>
+        <w:t>245</w:t>
       </w:r>
       <w:r>
         <w:rPr>
@@ -504,7 +504,7 @@
           <w:color w:val="6B3FA0"/>
           <w:sz w:val="30"/>
         </w:rPr>
-        <w:t>245</w:t>
+        <w:t>246</w:t>
       </w:r>
       <w:r>
         <w:rPr>
@@ -635,7 +635,7 @@
           <w:color w:val="6B3FA0"/>
           <w:sz w:val="30"/>
         </w:rPr>
-        <w:t>246</w:t>
+        <w:t>247</w:t>
       </w:r>
       <w:r>
         <w:rPr>
@@ -766,7 +766,7 @@
           <w:color w:val="B45309"/>
           <w:sz w:val="30"/>
         </w:rPr>
-        <w:t>247</w:t>
+        <w:t>248</w:t>
       </w:r>
       <w:r>
         <w:rPr>
@@ -879,7 +879,7 @@
           <w:color w:val="8C8C8C"/>
           <w:sz w:val="30"/>
         </w:rPr>
-        <w:t>248</w:t>
+        <w:t>249</w:t>
       </w:r>
       <w:r>
         <w:rPr>
@@ -976,7 +976,7 @@
           <w:color w:val="8C8C8C"/>
           <w:sz w:val="30"/>
         </w:rPr>
-        <w:t>249</w:t>
+        <w:t>250</w:t>
       </w:r>
       <w:r>
         <w:rPr>
@@ -1073,7 +1073,7 @@
           <w:color w:val="B45309"/>
           <w:sz w:val="30"/>
         </w:rPr>
-        <w:t>250</w:t>
+        <w:t>251</w:t>
       </w:r>
       <w:r>
         <w:rPr>
@@ -1215,7 +1215,7 @@
           <w:color w:val="B45309"/>
           <w:sz w:val="30"/>
         </w:rPr>
-        <w:t>251</w:t>
+        <w:t>252</w:t>
       </w:r>
       <w:r>
         <w:rPr>
@@ -1346,7 +1346,7 @@
           <w:color w:val="8C8C8C"/>
           <w:sz w:val="30"/>
         </w:rPr>
-        <w:t>252</w:t>
+        <w:t>253</w:t>
       </w:r>
       <w:r>
         <w:rPr>
@@ -1425,7 +1425,7 @@
           <w:color w:val="8C8C8C"/>
           <w:sz w:val="30"/>
         </w:rPr>
-        <w:t>253</w:t>
+        <w:t>254</w:t>
       </w:r>
       <w:r>
         <w:rPr>
@@ -1540,7 +1540,7 @@
           <w:color w:val="8C8C8C"/>
           <w:sz w:val="30"/>
         </w:rPr>
-        <w:t>254</w:t>
+        <w:t>255</w:t>
       </w:r>
       <w:r>
         <w:rPr>

--- a/_implementation-notes/evening-series/FotH Evening Session 17 Leader Notes DRAFT v1.docx
+++ b/_implementation-notes/evening-series/FotH Evening Session 17 Leader Notes DRAFT v1.docx
@@ -13,7 +13,7 @@
           <w:color w:val="2C5F2D"/>
           <w:sz w:val="36"/>
         </w:rPr>
-        <w:t>Leader Notes — Session 17: The Float</w:t>
+        <w:t>Leader Notes — Evening 13: The Float</w:t>
       </w:r>
     </w:p>
     <w:p>
@@ -203,7 +203,7 @@
           <w:color w:val="2C5F2D"/>
           <w:sz w:val="24"/>
         </w:rPr>
-        <w:t xml:space="preserve">   SESSION 17</w:t>
+        <w:t xml:space="preserve">   EVENING 13</w:t>
       </w:r>
       <w:r>
         <w:rPr>
@@ -236,7 +236,7 @@
           <w:color w:val="6B8E3F"/>
           <w:sz w:val="18"/>
         </w:rPr>
-        <w:t>S17 · pre-session · DIVIDER</w:t>
+        <w:t>E13 · pre-session · DIVIDER</w:t>
       </w:r>
     </w:p>
     <w:p>
@@ -308,7 +308,7 @@
           <w:color w:val="6B8E3F"/>
           <w:sz w:val="18"/>
         </w:rPr>
-        <w:t xml:space="preserve">S17 · WELCOME · </w:t>
+        <w:t xml:space="preserve">E13 · WELCOME · </w:t>
       </w:r>
       <w:r>
         <w:rPr>
@@ -350,7 +350,7 @@
         <w:spacing w:before="0" w:after="60"/>
       </w:pPr>
       <w:r>
-        <w:t>1. Locate tonight on the map, plainly: Session 17 holds the whole map — all four Connects, wherever the year needs them tonight. Each connection makes the next one real (Matt. 22:37–40).</w:t>
+        <w:t>1. Locate tonight on the map, plainly: Evening 13 holds the whole map — all four Connects, wherever the year needs them tonight. Each connection makes the next one real (Matt. 22:37–40).</w:t>
       </w:r>
     </w:p>
     <w:p>
@@ -418,7 +418,7 @@
           <w:color w:val="2C5F2D"/>
           <w:sz w:val="24"/>
         </w:rPr>
-        <w:t xml:space="preserve">   Session 17 — Tonight’s Road</w:t>
+        <w:t xml:space="preserve">   Evening 13 — Tonight’s Road</w:t>
       </w:r>
       <w:r>
         <w:rPr>
@@ -451,7 +451,7 @@
           <w:color w:val="6B8E3F"/>
           <w:sz w:val="18"/>
         </w:rPr>
-        <w:t xml:space="preserve">S17 · 7:00–8:30 · </w:t>
+        <w:t xml:space="preserve">E13 · 7:00–8:30 · </w:t>
       </w:r>
       <w:r>
         <w:rPr>
@@ -546,7 +546,7 @@
           <w:color w:val="6B8E3F"/>
           <w:sz w:val="18"/>
         </w:rPr>
-        <w:t xml:space="preserve">S17 · 7:00–8:30 · </w:t>
+        <w:t xml:space="preserve">E13 · 7:00–8:30 · </w:t>
       </w:r>
       <w:r>
         <w:rPr>
@@ -677,7 +677,7 @@
           <w:color w:val="6B8E3F"/>
           <w:sz w:val="18"/>
         </w:rPr>
-        <w:t xml:space="preserve">S17 · 7:00–8:30 · </w:t>
+        <w:t xml:space="preserve">E13 · 7:00–8:30 · </w:t>
       </w:r>
       <w:r>
         <w:rPr>
@@ -808,7 +808,7 @@
           <w:color w:val="6B8E3F"/>
           <w:sz w:val="18"/>
         </w:rPr>
-        <w:t xml:space="preserve">S17 · 8:18–8:20 · </w:t>
+        <w:t xml:space="preserve">E13 · 8:18–8:20 · </w:t>
       </w:r>
       <w:r>
         <w:rPr>
@@ -921,7 +921,7 @@
           <w:color w:val="6B8E3F"/>
           <w:sz w:val="18"/>
         </w:rPr>
-        <w:t>S17 · 6:00–7:00 arrival · EITHER MODE</w:t>
+        <w:t>E13 · 6:00–7:00 arrival · EITHER MODE</w:t>
       </w:r>
     </w:p>
     <w:p>
@@ -1018,7 +1018,7 @@
           <w:color w:val="6B8E3F"/>
           <w:sz w:val="18"/>
         </w:rPr>
-        <w:t>S17 · late session, timed at the lab (Mode B / Mode A) · EITHER MODE</w:t>
+        <w:t>E13 · late session, timed at the lab (Mode B / Mode A) · EITHER MODE</w:t>
       </w:r>
     </w:p>
     <w:p>
@@ -1115,7 +1115,7 @@
           <w:color w:val="6B8E3F"/>
           <w:sz w:val="18"/>
         </w:rPr>
-        <w:t xml:space="preserve">S17 · COMMISSIONING · </w:t>
+        <w:t xml:space="preserve">E13 · COMMISSIONING · </w:t>
       </w:r>
       <w:r>
         <w:rPr>
@@ -1257,7 +1257,7 @@
           <w:color w:val="6B8E3F"/>
           <w:sz w:val="18"/>
         </w:rPr>
-        <w:t xml:space="preserve">S17 · COMMISSIONING · </w:t>
+        <w:t xml:space="preserve">E13 · COMMISSIONING · </w:t>
       </w:r>
       <w:r>
         <w:rPr>
@@ -1388,7 +1388,7 @@
           <w:color w:val="6B8E3F"/>
           <w:sz w:val="18"/>
         </w:rPr>
-        <w:t>S17 · late session, timed at the lab (B / A) · EITHER MODE</w:t>
+        <w:t>E13 · late session, timed at the lab (B / A) · EITHER MODE</w:t>
       </w:r>
     </w:p>
     <w:p>
@@ -1467,7 +1467,7 @@
           <w:color w:val="6B8E3F"/>
           <w:sz w:val="18"/>
         </w:rPr>
-        <w:t>S17 · closing, timed at the lab (B / A) · EITHER MODE</w:t>
+        <w:t>E13 · closing, timed at the lab (B / A) · EITHER MODE</w:t>
       </w:r>
     </w:p>
     <w:p>
@@ -1611,6 +1611,8 @@
       </w:r>
     </w:p>
     <w:sectPr>
+      <w:headerReference w:type="default" r:id="rId9"/>
+      <w:footerReference w:type="default" r:id="rId10"/>
       <w:pgSz w:w="12240" w:h="15840"/>
       <w:pgMar w:top="1008" w:right="1152" w:bottom="1008" w:left="1152" w:header="720" w:footer="720" w:gutter="0"/>
       <w:cols w:space="720"/>
@@ -1618,6 +1620,26 @@
     </w:sectPr>
   </w:body>
 </w:document>
+</file>
+
+<file path=word/footer1.xml><?xml version="1.0" encoding="utf-8"?>
+<w:ftr xmlns:m="http://schemas.openxmlformats.org/officeDocument/2006/math" xmlns:mc="http://schemas.openxmlformats.org/markup-compatibility/2006" xmlns:mo="http://schemas.microsoft.com/office/mac/office/2008/main" xmlns:mv="urn:schemas-microsoft-com:mac:vml" xmlns:o="urn:schemas-microsoft-com:office:office" xmlns:r="http://schemas.openxmlformats.org/officeDocument/2006/relationships" xmlns:v="urn:schemas-microsoft-com:vml" xmlns:w10="urn:schemas-microsoft-com:office:word" xmlns:w14="http://schemas.microsoft.com/office/word/2010/wordml" xmlns:w="http://schemas.openxmlformats.org/wordprocessingml/2006/main" xmlns:wne="http://schemas.microsoft.com/office/word/2006/wordml" xmlns:wp14="http://schemas.microsoft.com/office/word/2010/wordprocessingDrawing" xmlns:wp="http://schemas.openxmlformats.org/drawingml/2006/wordprocessingDrawing" xmlns:wpc="http://schemas.microsoft.com/office/word/2010/wordprocessingCanvas" xmlns:wpg="http://schemas.microsoft.com/office/word/2010/wordprocessingGroup" xmlns:wpi="http://schemas.microsoft.com/office/word/2010/wordprocessingInk" xmlns:wps="http://schemas.microsoft.com/office/word/2010/wordprocessingShape" mc:Ignorable="w14 wp14">
+  <w:p>
+    <w:pPr>
+      <w:pStyle w:val="Footer"/>
+    </w:pPr>
+  </w:p>
+</w:ftr>
+</file>
+
+<file path=word/header1.xml><?xml version="1.0" encoding="utf-8"?>
+<w:hdr xmlns:m="http://schemas.openxmlformats.org/officeDocument/2006/math" xmlns:mc="http://schemas.openxmlformats.org/markup-compatibility/2006" xmlns:mo="http://schemas.microsoft.com/office/mac/office/2008/main" xmlns:mv="urn:schemas-microsoft-com:mac:vml" xmlns:o="urn:schemas-microsoft-com:office:office" xmlns:r="http://schemas.openxmlformats.org/officeDocument/2006/relationships" xmlns:v="urn:schemas-microsoft-com:vml" xmlns:w10="urn:schemas-microsoft-com:office:word" xmlns:w14="http://schemas.microsoft.com/office/word/2010/wordml" xmlns:w="http://schemas.openxmlformats.org/wordprocessingml/2006/main" xmlns:wne="http://schemas.microsoft.com/office/word/2006/wordml" xmlns:wp14="http://schemas.microsoft.com/office/word/2010/wordprocessingDrawing" xmlns:wp="http://schemas.openxmlformats.org/drawingml/2006/wordprocessingDrawing" xmlns:wpc="http://schemas.microsoft.com/office/word/2010/wordprocessingCanvas" xmlns:wpg="http://schemas.microsoft.com/office/word/2010/wordprocessingGroup" xmlns:wpi="http://schemas.microsoft.com/office/word/2010/wordprocessingInk" xmlns:wps="http://schemas.microsoft.com/office/word/2010/wordprocessingShape" mc:Ignorable="w14 wp14">
+  <w:p>
+    <w:pPr>
+      <w:pStyle w:val="Header"/>
+    </w:pPr>
+  </w:p>
+</w:hdr>
 </file>
 
 <file path=word/numbering.xml><?xml version="1.0" encoding="utf-8"?>

--- a/_implementation-notes/evening-series/FotH Evening Session 17 Leader Notes DRAFT v1.docx
+++ b/_implementation-notes/evening-series/FotH Evening Session 17 Leader Notes DRAFT v1.docx
@@ -1036,7 +1036,7 @@
         <w:t xml:space="preserve">BEATS: </w:t>
       </w:r>
       <w:r>
-        <w:t>1. Name the precedent: this same move carried the cohort across Christmas, and it worked. 2. Choose ONE practice from your card — just one — carried deliberately through the break; the rest of the card is allowed to rest. Sabbath, not failure. 3. Write it in the journal NOW — the practice, when, where; give the room the full quiet minute. 4. One sentence around the circle: the practice you are carrying — speaking it is part of carrying it. 5. The Return II opens with the kind question: what held?</w:t>
+        <w:t>1. Name the move: one practice, carried on purpose across the gap; the rest of the card rests. If no holiday break falls before this evening, the break is simply the two weeks since we last met; the evening form runs this test at every return. 2. Choose ONE practice from your card — just one — carried deliberately through the break; the rest of the card is allowed to rest. Sabbath, not failure. 3. Write it in the journal NOW — the practice, when, where; give the room the full quiet minute. 4. One sentence around the circle: the practice you are carrying — speaking it is part of carrying it. 5. The Return II opens with the kind question: what held?</w:t>
       </w:r>
     </w:p>
     <w:p>
